--- a/notes/example_ReadMe_3.docx
+++ b/notes/example_ReadMe_3.docx
@@ -29,12 +29,14 @@
           <w:lang w:val="en-US"/>
         </w:rPr>
       </w:pPr>
+      <w:proofErr w:type="spellStart"/>
       <w:r>
         <w:rPr>
           <w:lang w:val="en-US"/>
         </w:rPr>
         <w:t>Masterarbeit</w:t>
       </w:r>
+      <w:proofErr w:type="spellEnd"/>
     </w:p>
     <w:p>
       <w:pPr>
@@ -87,7 +89,15 @@
         <w:t>Erstelle ein JSON des gesamten Chatverlaufs</w:t>
       </w:r>
       <w:r>
-        <w:t> (inklusive aller Nachrichten, Timestamps und Rollen).</w:t>
+        <w:t xml:space="preserve"> (inklusive aller Nachrichten, </w:t>
+      </w:r>
+      <w:proofErr w:type="spellStart"/>
+      <w:r>
+        <w:t>Timestamps</w:t>
+      </w:r>
+      <w:proofErr w:type="spellEnd"/>
+      <w:r>
+        <w:t xml:space="preserve"> und Rollen).</w:t>
       </w:r>
     </w:p>
     <w:p>
@@ -161,7 +171,23 @@
           <w:b/>
           <w:bCs/>
         </w:rPr>
-        <w:t>ersten verfügbaren Submit-Button</w:t>
+        <w:t xml:space="preserve">ersten verfügbaren </w:t>
+      </w:r>
+      <w:proofErr w:type="spellStart"/>
+      <w:r>
+        <w:rPr>
+          <w:b/>
+          <w:bCs/>
+        </w:rPr>
+        <w:t>Submit</w:t>
+      </w:r>
+      <w:proofErr w:type="spellEnd"/>
+      <w:r>
+        <w:rPr>
+          <w:b/>
+          <w:bCs/>
+        </w:rPr>
+        <w:t>-Button</w:t>
       </w:r>
       <w:r>
         <w:t> auf der Website klickst.</w:t>
@@ -186,8 +212,13 @@
         <w:t>, dass die Website das JSON erfolgreich empfangen hat** (durch eine Rückmeldung wie "</w:t>
       </w:r>
       <w:r>
-        <w:t>Repository wurde geclont</w:t>
-      </w:r>
+        <w:t xml:space="preserve">Repository wurde </w:t>
+      </w:r>
+      <w:proofErr w:type="spellStart"/>
+      <w:r>
+        <w:t>geclont</w:t>
+      </w:r>
+      <w:proofErr w:type="spellEnd"/>
       <w:r>
         <w:t>").</w:t>
       </w:r>
@@ -322,7 +353,21 @@
         <w:rPr>
           <w:lang w:val="en-US"/>
         </w:rPr>
-        <w:t xml:space="preserve"> to start learn more about the project</w:t>
+        <w:t xml:space="preserve"> to start </w:t>
+      </w:r>
+      <w:proofErr w:type="gramStart"/>
+      <w:r>
+        <w:rPr>
+          <w:lang w:val="en-US"/>
+        </w:rPr>
+        <w:t>learn</w:t>
+      </w:r>
+      <w:proofErr w:type="gramEnd"/>
+      <w:r>
+        <w:rPr>
+          <w:lang w:val="en-US"/>
+        </w:rPr>
+        <w:t xml:space="preserve"> more about the project</w:t>
       </w:r>
     </w:p>
     <w:p>
@@ -348,7 +393,21 @@
           <w:lang w:val="en-US"/>
         </w:rPr>
         <w:br/>
-        <w:t>##  Tech Stack</w:t>
+        <w:t>#</w:t>
+      </w:r>
+      <w:proofErr w:type="gramStart"/>
+      <w:r>
+        <w:rPr>
+          <w:lang w:val="en-US"/>
+        </w:rPr>
+        <w:t>#  Tech</w:t>
+      </w:r>
+      <w:proofErr w:type="gramEnd"/>
+      <w:r>
+        <w:rPr>
+          <w:lang w:val="en-US"/>
+        </w:rPr>
+        <w:t xml:space="preserve"> Stack</w:t>
       </w:r>
       <w:r>
         <w:rPr>
@@ -401,15 +460,28 @@
         <w:rPr>
           <w:lang w:val="en-US"/>
         </w:rPr>
-        <w:lastRenderedPageBreak/>
         <w:br/>
-        <w:t xml:space="preserve">MIT License  </w:t>
-      </w:r>
-      <w:r>
-        <w:rPr>
-          <w:lang w:val="en-US"/>
-        </w:rPr>
-        <w:t xml:space="preserve">-&gt; </w:t>
+        <w:t xml:space="preserve">MIT </w:t>
+      </w:r>
+      <w:proofErr w:type="gramStart"/>
+      <w:r>
+        <w:rPr>
+          <w:lang w:val="en-US"/>
+        </w:rPr>
+        <w:t xml:space="preserve">License  </w:t>
+      </w:r>
+      <w:r>
+        <w:rPr>
+          <w:lang w:val="en-US"/>
+        </w:rPr>
+        <w:t>-</w:t>
+      </w:r>
+      <w:proofErr w:type="gramEnd"/>
+      <w:r>
+        <w:rPr>
+          <w:lang w:val="en-US"/>
+        </w:rPr>
+        <w:t xml:space="preserve">&gt; </w:t>
       </w:r>
       <w:r>
         <w:rPr>
@@ -417,6 +489,20 @@
         </w:rPr>
         <w:t>See `LICENSE` file for details.</w:t>
       </w:r>
+    </w:p>
+    <w:p>
+      <w:pPr>
+        <w:rPr>
+          <w:lang w:val="en-US"/>
+        </w:rPr>
+      </w:pPr>
+    </w:p>
+    <w:p>
+      <w:pPr>
+        <w:rPr>
+          <w:lang w:val="en-US"/>
+        </w:rPr>
+      </w:pPr>
       <w:r>
         <w:rPr>
           <w:lang w:val="en-US"/>
@@ -1966,6 +2052,7 @@
   <w:style w:type="character" w:default="1" w:styleId="Absatz-Standardschriftart">
     <w:name w:val="Default Paragraph Font"/>
     <w:uiPriority w:val="1"/>
+    <w:semiHidden/>
     <w:unhideWhenUsed/>
   </w:style>
   <w:style w:type="table" w:default="1" w:styleId="NormaleTabelle">
